--- a/PS03新政务服务大厅信息系统集成服务/5-基层治理微平台V1.0研发项目立项报告.docx
+++ b/PS03新政务服务大厅信息系统集成服务/5-基层治理微平台V1.0研发项目立项报告.docx
@@ -227,7 +227,7 @@
                 <w:sz w:val="21"/>
                 <w:szCs w:val="21"/>
               </w:rPr>
-              <w:t xml:space="preserve">技术研发部</w:t>
+              <w:t xml:space="preserve">郭要丹</w:t>
             </w:r>
           </w:p>
         </w:tc>
